--- a/rapports/2026-06-06/EQ19/EQ19_enq3_v2/DR_malforme_1_31201E_11/03-39-66-77.docx
+++ b/rapports/2026-06-06/EQ19/EQ19_enq3_v2/DR_malforme_1_31201E_11/03-39-66-77.docx
@@ -297,7 +297,7 @@
           <w:color w:val="1F6FEB"/>
           <w:sz w:val="22"/>
         </w:rPr>
-        <w:t>⚠ INCOHÉRENCES À CORRIGER (109)</w:t>
+        <w:t>⚠ INCOHÉRENCES À CORRIGER (105)</w:t>
       </w:r>
     </w:p>
     <w:tbl>
@@ -1174,7 +1174,7 @@
                 <w:color w:val="16A34A"/>
                 <w:sz w:val="16"/>
               </w:rPr>
-              <w:t>—</w:t>
+              <w:t>s01q32, s01q36, s01q38, s04q37_modif, s02q33, s02q34, s01q00b</w:t>
             </w:r>
           </w:p>
         </w:tc>
@@ -1205,7 +1205,7 @@
                 <w:i w:val="0"/>
                 <w:sz w:val="17"/>
               </w:rPr>
-              <w:t>Incohérence!!! seulement les écoles privées paient les frais de scolarité (y compris les frais d'inscription).</w:t>
+              <w:t>Peu probable!!! Vu l'âge (14 ans) de Mamadou Diallo n2 ou l'année à laquelle Mamadou Diallo n2 a fréquenté l'école pour la dernière fois (.) le dernier diplome de Mamadou Diallo n2 ne peut être le Certificat d'études primaires (CEP), prière de corriger cette incohérence ou confirmer avec le QG.</w:t>
             </w:r>
           </w:p>
         </w:tc>
@@ -1238,7 +1238,7 @@
                 <w:i w:val="0"/>
                 <w:sz w:val="16"/>
               </w:rPr>
-              <w:t>S02</w:t>
+              <w:t>S04</w:t>
               <w:br/>
             </w:r>
             <w:r>
@@ -1248,7 +1248,7 @@
                 <w:color w:val="64748B"/>
                 <w:sz w:val="14"/>
               </w:rPr>
-              <w:t>Éducation</w:t>
+              <w:t>Emploi</w:t>
             </w:r>
           </w:p>
         </w:tc>
@@ -1264,7 +1264,7 @@
                 <w:color w:val="16A34A"/>
                 <w:sz w:val="16"/>
               </w:rPr>
-              <w:t>s01q32, s01q36, s01q38, s04q37_modif, s02q33, s02q34, s01q00b</w:t>
+              <w:t>—</w:t>
             </w:r>
           </w:p>
         </w:tc>
@@ -1295,7 +1295,7 @@
                 <w:i w:val="0"/>
                 <w:sz w:val="17"/>
               </w:rPr>
-              <w:t>Peu probable!!! Vu l'âge (14 ans) de Mamadou Diallo n2 ou l'année à laquelle Mamadou Diallo n2 a fréquenté l'école pour la dernière fois (.) le dernier diplome de Mamadou Diallo n2 ne peut être le Certificat d'études primaires (CEP), prière de corriger cette incohérence ou confirmer avec le QG.</w:t>
+              <w:t>Incohérence détectée ! Il semble peu probable que Oumou Ba occupe un emploi pour l'ETAT/collectivités locales ou dans une entreprise publique/parapublique tout en travaillant moins de 20 jours par mois.</w:t>
             </w:r>
           </w:p>
         </w:tc>
@@ -1328,7 +1328,7 @@
                 <w:i w:val="0"/>
                 <w:sz w:val="16"/>
               </w:rPr>
-              <w:t>S04</w:t>
+              <w:t>S11</w:t>
               <w:br/>
             </w:r>
             <w:r>
@@ -1338,7 +1338,7 @@
                 <w:color w:val="64748B"/>
                 <w:sz w:val="14"/>
               </w:rPr>
-              <w:t>Emploi</w:t>
+              <w:t>Logement / cadre de vie</w:t>
             </w:r>
           </w:p>
         </w:tc>
@@ -1385,7 +1385,7 @@
                 <w:i w:val="0"/>
                 <w:sz w:val="17"/>
               </w:rPr>
-              <w:t>Incohérence détectée ! Il semble peu probable que Oumou Ba occupe un emploi pour l'ETAT/collectivités locales ou dans une entreprise publique/parapublique tout en travaillant moins de 20 jours par mois.</w:t>
+              <w:t>Incoherence!! Le ménage a depensé .</w:t>
             </w:r>
           </w:p>
         </w:tc>
@@ -1444,7 +1444,7 @@
                 <w:color w:val="16A34A"/>
                 <w:sz w:val="16"/>
               </w:rPr>
-              <w:t>—</w:t>
+              <w:t>s01q29, s01q31, s04q24, s00q04, s11q21, s09fq03, s09fq011</w:t>
             </w:r>
           </w:p>
         </w:tc>
@@ -1475,7 +1475,7 @@
                 <w:i w:val="0"/>
                 <w:sz w:val="17"/>
               </w:rPr>
-              <w:t>Incoherence!! Le ménage a depensé .</w:t>
+              <w:t>FCFA dans Frais de connexion au réseau de distribution d'eau mais dit ne pas être connecté à un réseau d'eau courante, prière de corriger cette incoherenceAttention!!! Les ménages vivants dans un(e) Maison Basse à KEDOUGOU Rural ont généralement comme principal matériau de construction le/la Paille, Banco, motte de terre, mais celui du ménage de Mamadou Diallo (Ciment/Béton/Pierres de taille) diffère de celui-ci.</w:t>
             </w:r>
           </w:p>
         </w:tc>
@@ -1508,7 +1508,7 @@
                 <w:i w:val="0"/>
                 <w:sz w:val="16"/>
               </w:rPr>
-              <w:t>S11</w:t>
+              <w:t>S16</w:t>
               <w:br/>
             </w:r>
             <w:r>
@@ -1518,7 +1518,7 @@
                 <w:color w:val="64748B"/>
                 <w:sz w:val="14"/>
               </w:rPr>
-              <w:t>Logement / cadre de vie</w:t>
+              <w:t>Agriculture</w:t>
             </w:r>
           </w:p>
         </w:tc>
@@ -1534,7 +1534,7 @@
                 <w:color w:val="16A34A"/>
                 <w:sz w:val="16"/>
               </w:rPr>
-              <w:t>s01q29, s01q31, s04q24, s00q04, s11q21, s09fq03, s09fq011</w:t>
+              <w:t>s16dq05a, s16dq05c</w:t>
             </w:r>
           </w:p>
         </w:tc>
@@ -1565,7 +1565,7 @@
                 <w:i w:val="0"/>
                 <w:sz w:val="17"/>
               </w:rPr>
-              <w:t>FCFA dans Frais de connexion au réseau de distribution d'eau mais dit ne pas être connecté à un réseau d'eau courante, prière de corriger cette incoherenceAttention!!! Les ménages vivants dans un(e) Maison Basse à KEDOUGOU Rural ont généralement comme principal matériau de construction le/la Paille, Banco, motte de terre, mais celui du ménage de Mamadou Diallo (Ciment/Béton/Pierres de taille) diffère de celui-ci.</w:t>
+              <w:t>La quantité de s16dq05a estimée en Kg est incohérente avec la prise dans la question s16dq05c, prière de bien estimer et mettre la valeur exacte.</w:t>
             </w:r>
           </w:p>
         </w:tc>
@@ -1624,7 +1624,7 @@
                 <w:color w:val="16A34A"/>
                 <w:sz w:val="16"/>
               </w:rPr>
-              <w:t>s16dq05a, s16dq05c</w:t>
+              <w:t>s00q07a, s00q08, s00q10, s00q13_0, s00q15_0, s00q17_0, s00q23a, s00q23b</w:t>
             </w:r>
           </w:p>
         </w:tc>
@@ -1655,7 +1655,7 @@
                 <w:i w:val="0"/>
                 <w:sz w:val="17"/>
               </w:rPr>
-              <w:t>La quantité de s16dq05a estimée en Kg est incohérente avec la prise dans la question s16dq05c, prière de bien estimer et mettre la valeur exacte.</w:t>
+              <w:t>La somme des quantités consommées (10 kg), des quantités offertes (10 kg),  des quantités vendus (15 kg) et des quantités en stock (0 kg) depasse la quantité totale (15 kg) que le ménage a eu après la recolte de Jaxatu , prière de corriger cette incoherence.</w:t>
             </w:r>
           </w:p>
         </w:tc>
@@ -1688,7 +1688,7 @@
                 <w:i w:val="0"/>
                 <w:sz w:val="16"/>
               </w:rPr>
-              <w:t>S16</w:t>
+              <w:t>S20</w:t>
               <w:br/>
             </w:r>
             <w:r>
@@ -1698,7 +1698,7 @@
                 <w:color w:val="64748B"/>
                 <w:sz w:val="14"/>
               </w:rPr>
-              <w:t>Agriculture</w:t>
+              <w:t>Gouvernance / autres</w:t>
             </w:r>
           </w:p>
         </w:tc>
@@ -1714,7 +1714,7 @@
                 <w:color w:val="16A34A"/>
                 <w:sz w:val="16"/>
               </w:rPr>
-              <w:t>s00q07a, s00q08, s00q10, s00q13_0, s00q15_0, s00q17_0, s00q23a, s00q23b</w:t>
+              <w:t>—</w:t>
             </w:r>
           </w:p>
         </w:tc>
@@ -1745,7 +1745,7 @@
                 <w:i w:val="0"/>
                 <w:sz w:val="17"/>
               </w:rPr>
-              <w:t>La somme des quantités consommées (10 kg), des quantités offertes (10 kg),  des quantités vendus (15 kg) et des quantités en stock (0 kg) depasse la quantité totale (15 kg) que le ménage a eu après la recolte de Jaxatu , prière de corriger cette incoherence.</w:t>
+              <w:t>Incohérence détectée ! Le ménage a précédemment déclaré vivre « Bien » ou « Assez bien » selon son revenu en 20A.02.</w:t>
             </w:r>
           </w:p>
         </w:tc>
@@ -1760,10 +1760,10 @@
               <w:rPr>
                 <w:b/>
                 <w:i w:val="0"/>
-                <w:color w:val="DC2626"/>
-                <w:sz w:val="16"/>
-              </w:rPr>
-              <w:t>Haute</w:t>
+                <w:color w:val="EA580C"/>
+                <w:sz w:val="16"/>
+              </w:rPr>
+              <w:t>Moyenne</w:t>
             </w:r>
           </w:p>
         </w:tc>
@@ -1778,7 +1778,7 @@
                 <w:i w:val="0"/>
                 <w:sz w:val="16"/>
               </w:rPr>
-              <w:t>S20</w:t>
+              <w:t>S00</w:t>
               <w:br/>
             </w:r>
             <w:r>
@@ -1788,7 +1788,7 @@
                 <w:color w:val="64748B"/>
                 <w:sz w:val="14"/>
               </w:rPr>
-              <w:t>Gouvernance / autres</w:t>
+              <w:t>Identification</w:t>
             </w:r>
           </w:p>
         </w:tc>
@@ -1804,7 +1804,7 @@
                 <w:color w:val="16A34A"/>
                 <w:sz w:val="16"/>
               </w:rPr>
-              <w:t>—</w:t>
+              <w:t>s00q07a, s00q08, s00q10, s00q13_0, s00q15_0, s00q17_0, s00q23a, s00q23b</w:t>
             </w:r>
           </w:p>
         </w:tc>
@@ -1835,7 +1835,7 @@
                 <w:i w:val="0"/>
                 <w:sz w:val="17"/>
               </w:rPr>
-              <w:t>Incohérence détectée ! Le ménage a précédemment déclaré vivre « Bien » ou « Assez bien » selon son revenu en 20A.02.</w:t>
+              <w:t>Prière de renseigner toutes les informations du ménage dans la section 0 avant d'entamer les autres informations.</w:t>
             </w:r>
           </w:p>
         </w:tc>
@@ -1894,7 +1894,7 @@
                 <w:color w:val="16A34A"/>
                 <w:sz w:val="16"/>
               </w:rPr>
-              <w:t>s00q07a, s00q08, s00q10, s00q13_0, s00q15_0, s00q17_0, s00q23a, s00q23b</w:t>
+              <w:t>—</w:t>
             </w:r>
           </w:p>
         </w:tc>
@@ -1925,7 +1925,7 @@
                 <w:i w:val="0"/>
                 <w:sz w:val="17"/>
               </w:rPr>
-              <w:t>Prière de renseigner toutes les informations du ménage dans la section 0 avant d'entamer les autres informations.</w:t>
+              <w:t>L'adresse ou la localisation du ménage doit être bien renseignée, ne doit pas contenir des numéros de téléphone et elle semble courte pour être une adresse.</w:t>
             </w:r>
           </w:p>
         </w:tc>
@@ -2015,7 +2015,7 @@
                 <w:i w:val="0"/>
                 <w:sz w:val="17"/>
               </w:rPr>
-              <w:t>L'adresse ou la localisation du ménage doit être bien renseignée, ne doit pas contenir des numéros de téléphone et elle semble courte pour être une adresse.</w:t>
+              <w:t>Prière de renseigner la bonne adresse.Attention! Il manque des informations non renseignées dans la section 0, prière de regarder toutes les autres informations dans l'identification du ménage (IDENTIFICATION ET RENSEIGNEMENTS DE CONTROLE) ou dans OBSERVATIONS pour pouvoir renseigné toutes les questions liées au ménage.</w:t>
             </w:r>
           </w:p>
         </w:tc>
@@ -2048,7 +2048,7 @@
                 <w:i w:val="0"/>
                 <w:sz w:val="16"/>
               </w:rPr>
-              <w:t>S00</w:t>
+              <w:t>S01</w:t>
               <w:br/>
             </w:r>
             <w:r>
@@ -2058,7 +2058,7 @@
                 <w:color w:val="64748B"/>
                 <w:sz w:val="14"/>
               </w:rPr>
-              <w:t>Identification</w:t>
+              <w:t>Démographie</w:t>
             </w:r>
           </w:p>
         </w:tc>
@@ -2105,7 +2105,7 @@
                 <w:i w:val="0"/>
                 <w:sz w:val="17"/>
               </w:rPr>
-              <w:t>Prière de renseigner la bonne adresse.Attention! Il manque des informations non renseignées dans la section 0, prière de regarder toutes les autres informations dans l'identification du ménage (IDENTIFICATION ET RENSEIGNEMENTS DE CONTROLE) ou dans OBSERVATIONS pour pouvoir renseigné toutes les questions liées au ménage.</w:t>
+              <w:t>Prière de verifier l'information donnée par Aïcha Diallo ou corriger au niveau de la section 1.</w:t>
             </w:r>
           </w:p>
         </w:tc>
@@ -2195,7 +2195,7 @@
                 <w:i w:val="0"/>
                 <w:sz w:val="17"/>
               </w:rPr>
-              <w:t>Prière de verifier l'information donnée par Aïcha Diallo ou corriger au niveau de la section 1.</w:t>
+              <w:t>Prière de verifier l'information donnée par Mariétou Diallo ou corriger au niveau de la section 1.</w:t>
             </w:r>
           </w:p>
         </w:tc>
@@ -2254,7 +2254,7 @@
                 <w:color w:val="16A34A"/>
                 <w:sz w:val="16"/>
               </w:rPr>
-              <w:t>—</w:t>
+              <w:t>s01q41, s01q00b</w:t>
             </w:r>
           </w:p>
         </w:tc>
@@ -2285,7 +2285,7 @@
                 <w:i w:val="0"/>
                 <w:sz w:val="17"/>
               </w:rPr>
-              <w:t>Prière de verifier l'information donnée par Mariétou Diallo ou corriger au niveau de la section 1.</w:t>
+              <w:t>Le montant dépensé ou reçu en cadeau pour les cartes prépayées, les transferts de crédit et les abonnements de  Mamadou DIALLO semble élevé ou faible , prière de corriger ou de confirmer l'information avec le QG.</w:t>
             </w:r>
           </w:p>
         </w:tc>
@@ -2344,7 +2344,7 @@
                 <w:color w:val="16A34A"/>
                 <w:sz w:val="16"/>
               </w:rPr>
-              <w:t>s01q41, s01q00b</w:t>
+              <w:t>s01q41a, s01q00b</w:t>
             </w:r>
           </w:p>
         </w:tc>
@@ -2375,7 +2375,7 @@
                 <w:i w:val="0"/>
                 <w:sz w:val="17"/>
               </w:rPr>
-              <w:t>Le montant dépensé ou reçu en cadeau pour les cartes prépayées, les transferts de crédit et les abonnements de  Mamadou DIALLO semble élevé ou faible , prière de corriger ou de confirmer l'information avec le QG.</w:t>
+              <w:t>Le montant dépensé ou reçu en cadeau pour les recharges internet ou de forfaits de données mobiles(hors appels vocaux), aucours des 30 derniers jours de Mamadou DIALLO semble élevé ou faible, prière de corriger ou de confirmer l'information avec le QG.</w:t>
             </w:r>
           </w:p>
         </w:tc>
@@ -2434,7 +2434,7 @@
                 <w:color w:val="16A34A"/>
                 <w:sz w:val="16"/>
               </w:rPr>
-              <w:t>s01q41a, s01q00b</w:t>
+              <w:t>—</w:t>
             </w:r>
           </w:p>
         </w:tc>
@@ -2465,7 +2465,7 @@
                 <w:i w:val="0"/>
                 <w:sz w:val="17"/>
               </w:rPr>
-              <w:t>Le montant dépensé ou reçu en cadeau pour les recharges internet ou de forfaits de données mobiles(hors appels vocaux), aucours des 30 derniers jours de Mamadou DIALLO semble élevé ou faible, prière de corriger ou de confirmer l'information avec le QG.</w:t>
+              <w:t>Attention ! Le montant (12500 Fcfa) dépensé ou reçu en cadeau pour les cartes prépayées, les transferts de crédit et les abonnements de  Mamadou DIALLO est relativement élevé par rapport aux autres montants depansés observés dans cette zone.</w:t>
             </w:r>
           </w:p>
         </w:tc>
@@ -2555,7 +2555,7 @@
                 <w:i w:val="0"/>
                 <w:sz w:val="17"/>
               </w:rPr>
-              <w:t>Attention ! Le montant (12500 Fcfa) dépensé ou reçu en cadeau pour les cartes prépayées, les transferts de crédit et les abonnements de  Mamadou DIALLO est relativement élevé par rapport aux autres montants depansés observés dans cette zone.</w:t>
+              <w:t>Prière de corriger ou de confirmer avec le QG.</w:t>
             </w:r>
           </w:p>
         </w:tc>
@@ -2614,7 +2614,7 @@
                 <w:color w:val="16A34A"/>
                 <w:sz w:val="16"/>
               </w:rPr>
-              <w:t>—</w:t>
+              <w:t>s01q41a, s01q00b</w:t>
             </w:r>
           </w:p>
         </w:tc>
@@ -2645,7 +2645,7 @@
                 <w:i w:val="0"/>
                 <w:sz w:val="17"/>
               </w:rPr>
-              <w:t>Prière de corriger ou de confirmer avec le QG.</w:t>
+              <w:t>Attention ! Le montant (12500 Fcfa) dépensé ou reçu en cadeau pour les recharges internet ou de forfaits de données mobiles(hors appels vocaux), aucours des 30 derniers jours de  Mamadou DIALLO est relativement élevé par rapport aux autres montants depansés observés dans cette zone.</w:t>
             </w:r>
           </w:p>
         </w:tc>
@@ -2704,7 +2704,7 @@
                 <w:color w:val="16A34A"/>
                 <w:sz w:val="16"/>
               </w:rPr>
-              <w:t>s01q41a, s01q00b</w:t>
+              <w:t>s01q10_1</w:t>
             </w:r>
           </w:p>
         </w:tc>
@@ -2735,367 +2735,7 @@
                 <w:i w:val="0"/>
                 <w:sz w:val="17"/>
               </w:rPr>
-              <w:t>Attention ! Le montant (12500 Fcfa) dépensé ou reçu en cadeau pour les recharges internet ou de forfaits de données mobiles(hors appels vocaux), aucours des 30 derniers jours de  Mamadou DIALLO est relativement élevé par rapport aux autres montants depansés observés dans cette zone.</w:t>
-            </w:r>
-          </w:p>
-        </w:tc>
-      </w:tr>
-      <w:tr>
-        <w:tc>
-          <w:tcPr>
-            <w:tcW w:type="dxa" w:w="964"/>
-          </w:tcPr>
-          <w:p>
-            <w:r>
-              <w:rPr>
-                <w:b/>
-                <w:i w:val="0"/>
-                <w:color w:val="EA580C"/>
-                <w:sz w:val="16"/>
-              </w:rPr>
-              <w:t>Moyenne</w:t>
-            </w:r>
-          </w:p>
-        </w:tc>
-        <w:tc>
-          <w:tcPr>
-            <w:tcW w:type="dxa" w:w="1247"/>
-          </w:tcPr>
-          <w:p>
-            <w:r>
-              <w:rPr>
-                <w:b/>
-                <w:i w:val="0"/>
-                <w:sz w:val="16"/>
-              </w:rPr>
-              <w:t>S01</w:t>
-              <w:br/>
-            </w:r>
-            <w:r>
-              <w:rPr>
-                <w:b w:val="0"/>
-                <w:i w:val="0"/>
-                <w:color w:val="64748B"/>
-                <w:sz w:val="14"/>
-              </w:rPr>
-              <w:t>Démographie</w:t>
-            </w:r>
-          </w:p>
-        </w:tc>
-        <w:tc>
-          <w:tcPr>
-            <w:tcW w:type="dxa" w:w="1531"/>
-          </w:tcPr>
-          <w:p>
-            <w:r>
-              <w:rPr>
-                <w:b/>
-                <w:i w:val="0"/>
-                <w:color w:val="16A34A"/>
-                <w:sz w:val="16"/>
-              </w:rPr>
-              <w:t>s01q10_1</w:t>
-            </w:r>
-          </w:p>
-        </w:tc>
-        <w:tc>
-          <w:tcPr>
-            <w:tcW w:type="dxa" w:w="1191"/>
-          </w:tcPr>
-          <w:p>
-            <w:r>
-              <w:rPr>
-                <w:b w:val="0"/>
-                <w:i w:val="0"/>
-                <w:color w:val="64748B"/>
-                <w:sz w:val="16"/>
-              </w:rPr>
-              <w:t>GT-CQ</w:t>
-            </w:r>
-          </w:p>
-        </w:tc>
-        <w:tc>
-          <w:tcPr>
-            <w:tcW w:type="dxa" w:w="4706"/>
-          </w:tcPr>
-          <w:p>
-            <w:r>
-              <w:rPr>
-                <w:b w:val="0"/>
-                <w:i w:val="0"/>
-                <w:sz w:val="17"/>
-              </w:rPr>
               <w:t>La taille du ménage lors de l'enquête principale (6) de ce ménage est inférieur à la taille du denombrement (7), prière de fournir des explications concrètes ou aller revisiter le ménage.</w:t>
-            </w:r>
-          </w:p>
-        </w:tc>
-      </w:tr>
-      <w:tr>
-        <w:tc>
-          <w:tcPr>
-            <w:tcW w:type="dxa" w:w="964"/>
-          </w:tcPr>
-          <w:p>
-            <w:r>
-              <w:rPr>
-                <w:b/>
-                <w:i w:val="0"/>
-                <w:color w:val="EA580C"/>
-                <w:sz w:val="16"/>
-              </w:rPr>
-              <w:t>Moyenne</w:t>
-            </w:r>
-          </w:p>
-        </w:tc>
-        <w:tc>
-          <w:tcPr>
-            <w:tcW w:type="dxa" w:w="1247"/>
-          </w:tcPr>
-          <w:p>
-            <w:r>
-              <w:rPr>
-                <w:b/>
-                <w:i w:val="0"/>
-                <w:sz w:val="16"/>
-              </w:rPr>
-              <w:t>S02</w:t>
-              <w:br/>
-            </w:r>
-            <w:r>
-              <w:rPr>
-                <w:b w:val="0"/>
-                <w:i w:val="0"/>
-                <w:color w:val="64748B"/>
-                <w:sz w:val="14"/>
-              </w:rPr>
-              <w:t>Éducation</w:t>
-            </w:r>
-          </w:p>
-        </w:tc>
-        <w:tc>
-          <w:tcPr>
-            <w:tcW w:type="dxa" w:w="1531"/>
-          </w:tcPr>
-          <w:p>
-            <w:r>
-              <w:rPr>
-                <w:b/>
-                <w:i w:val="0"/>
-                <w:color w:val="16A34A"/>
-                <w:sz w:val="16"/>
-              </w:rPr>
-              <w:t>—</w:t>
-            </w:r>
-          </w:p>
-        </w:tc>
-        <w:tc>
-          <w:tcPr>
-            <w:tcW w:type="dxa" w:w="1191"/>
-          </w:tcPr>
-          <w:p>
-            <w:r>
-              <w:rPr>
-                <w:b w:val="0"/>
-                <w:i w:val="0"/>
-                <w:color w:val="64748B"/>
-                <w:sz w:val="16"/>
-              </w:rPr>
-              <w:t>GT-CQ</w:t>
-            </w:r>
-          </w:p>
-        </w:tc>
-        <w:tc>
-          <w:tcPr>
-            <w:tcW w:type="dxa" w:w="4706"/>
-          </w:tcPr>
-          <w:p>
-            <w:r>
-              <w:rPr>
-                <w:b w:val="0"/>
-                <w:i w:val="0"/>
-                <w:sz w:val="17"/>
-              </w:rPr>
-              <w:t>veuillez, s'il vous plait, confirmer les frais de scolarité ( 500 FCFA) payée de Aïcha Diallo avec le QG ou apporter les corrections nécessaires.</w:t>
-            </w:r>
-          </w:p>
-        </w:tc>
-      </w:tr>
-      <w:tr>
-        <w:tc>
-          <w:tcPr>
-            <w:tcW w:type="dxa" w:w="964"/>
-          </w:tcPr>
-          <w:p>
-            <w:r>
-              <w:rPr>
-                <w:b/>
-                <w:i w:val="0"/>
-                <w:color w:val="EA580C"/>
-                <w:sz w:val="16"/>
-              </w:rPr>
-              <w:t>Moyenne</w:t>
-            </w:r>
-          </w:p>
-        </w:tc>
-        <w:tc>
-          <w:tcPr>
-            <w:tcW w:type="dxa" w:w="1247"/>
-          </w:tcPr>
-          <w:p>
-            <w:r>
-              <w:rPr>
-                <w:b/>
-                <w:i w:val="0"/>
-                <w:sz w:val="16"/>
-              </w:rPr>
-              <w:t>S02</w:t>
-              <w:br/>
-            </w:r>
-            <w:r>
-              <w:rPr>
-                <w:b w:val="0"/>
-                <w:i w:val="0"/>
-                <w:color w:val="64748B"/>
-                <w:sz w:val="14"/>
-              </w:rPr>
-              <w:t>Éducation</w:t>
-            </w:r>
-          </w:p>
-        </w:tc>
-        <w:tc>
-          <w:tcPr>
-            <w:tcW w:type="dxa" w:w="1531"/>
-          </w:tcPr>
-          <w:p>
-            <w:r>
-              <w:rPr>
-                <w:b/>
-                <w:i w:val="0"/>
-                <w:color w:val="16A34A"/>
-                <w:sz w:val="16"/>
-              </w:rPr>
-              <w:t>—</w:t>
-            </w:r>
-          </w:p>
-        </w:tc>
-        <w:tc>
-          <w:tcPr>
-            <w:tcW w:type="dxa" w:w="1191"/>
-          </w:tcPr>
-          <w:p>
-            <w:r>
-              <w:rPr>
-                <w:b w:val="0"/>
-                <w:i w:val="0"/>
-                <w:color w:val="64748B"/>
-                <w:sz w:val="16"/>
-              </w:rPr>
-              <w:t>GT-CQ</w:t>
-            </w:r>
-          </w:p>
-        </w:tc>
-        <w:tc>
-          <w:tcPr>
-            <w:tcW w:type="dxa" w:w="4706"/>
-          </w:tcPr>
-          <w:p>
-            <w:r>
-              <w:rPr>
-                <w:b w:val="0"/>
-                <w:i w:val="0"/>
-                <w:sz w:val="17"/>
-              </w:rPr>
-              <w:t>veuillez, s'il vous plait, confirmer les frais de scolarité ( 500 FCFA) payée de Mariétou Diallo avec le QG ou apporter les corrections nécessaires.</w:t>
-            </w:r>
-          </w:p>
-        </w:tc>
-      </w:tr>
-      <w:tr>
-        <w:tc>
-          <w:tcPr>
-            <w:tcW w:type="dxa" w:w="964"/>
-          </w:tcPr>
-          <w:p>
-            <w:r>
-              <w:rPr>
-                <w:b/>
-                <w:i w:val="0"/>
-                <w:color w:val="EA580C"/>
-                <w:sz w:val="16"/>
-              </w:rPr>
-              <w:t>Moyenne</w:t>
-            </w:r>
-          </w:p>
-        </w:tc>
-        <w:tc>
-          <w:tcPr>
-            <w:tcW w:type="dxa" w:w="1247"/>
-          </w:tcPr>
-          <w:p>
-            <w:r>
-              <w:rPr>
-                <w:b/>
-                <w:i w:val="0"/>
-                <w:sz w:val="16"/>
-              </w:rPr>
-              <w:t>S02</w:t>
-              <w:br/>
-            </w:r>
-            <w:r>
-              <w:rPr>
-                <w:b w:val="0"/>
-                <w:i w:val="0"/>
-                <w:color w:val="64748B"/>
-                <w:sz w:val="14"/>
-              </w:rPr>
-              <w:t>Éducation</w:t>
-            </w:r>
-          </w:p>
-        </w:tc>
-        <w:tc>
-          <w:tcPr>
-            <w:tcW w:type="dxa" w:w="1531"/>
-          </w:tcPr>
-          <w:p>
-            <w:r>
-              <w:rPr>
-                <w:b/>
-                <w:i w:val="0"/>
-                <w:color w:val="16A34A"/>
-                <w:sz w:val="16"/>
-              </w:rPr>
-              <w:t>—</w:t>
-            </w:r>
-          </w:p>
-        </w:tc>
-        <w:tc>
-          <w:tcPr>
-            <w:tcW w:type="dxa" w:w="1191"/>
-          </w:tcPr>
-          <w:p>
-            <w:r>
-              <w:rPr>
-                <w:b w:val="0"/>
-                <w:i w:val="0"/>
-                <w:color w:val="64748B"/>
-                <w:sz w:val="16"/>
-              </w:rPr>
-              <w:t>GT-CQ</w:t>
-            </w:r>
-          </w:p>
-        </w:tc>
-        <w:tc>
-          <w:tcPr>
-            <w:tcW w:type="dxa" w:w="4706"/>
-          </w:tcPr>
-          <w:p>
-            <w:r>
-              <w:rPr>
-                <w:b w:val="0"/>
-                <w:i w:val="0"/>
-                <w:sz w:val="17"/>
-              </w:rPr>
-              <w:t>veuillez, s'il vous plait, confirmer les frais de scolarité ( 5500 FCFA) payée de Mamadou Diallo n2 avec le QG ou apporter les corrections nécessaires.</w:t>
             </w:r>
           </w:p>
         </w:tc>
